--- a/docs/Informe_APA.docx
+++ b/docs/Informe_APA.docx
@@ -966,7 +966,7 @@
           <w:color w:val="0000FF"/>
           <w:u w:val="single"/>
         </w:rPr>
-        <w:t>[ENLACE_DEL_REPOSITORIO_AQUI]</w:t>
+        <w:t>https://github.com/DANIELXXOMG2/algoritmo-cifrado</w:t>
       </w:r>
     </w:p>
     <w:p>
